--- a/s-s-event-bogor/print-notebooks/04-oesa/11-blank-tables.docx
+++ b/s-s-event-bogor/print-notebooks/04-oesa/11-blank-tables.docx
@@ -8,7 +8,7 @@
           <w:rFonts w:ascii="Arial" w:hAnsi="Arial"/>
           <w:b w:val="0"/>
           <w:color w:val="0A5455"/>
-          <w:sz w:val="32"/>
+          <w:sz w:val="20"/>
         </w:rPr>
         <w:t>Ocean Economy Satellite Account -- Blank Tables</w:t>
       </w:r>
@@ -19,7 +19,7 @@
           <w:rFonts w:ascii="Arial" w:hAnsi="Arial"/>
           <w:b w:val="0"/>
           <w:color w:val="3B9C7B"/>
-          <w:sz w:val="22"/>
+          <w:sz w:val="20"/>
         </w:rPr>
         <w:t>SNA-based: reorganize national accounts to identify the ocean economy</w:t>
       </w:r>
@@ -33,19 +33,22 @@
           <w:rFonts w:ascii="Arial" w:hAnsi="Arial"/>
           <w:b w:val="0"/>
           <w:color w:val="717171"/>
-          <w:sz w:val="18"/>
+          <w:sz w:val="20"/>
         </w:rPr>
         <w:t>Country: ____________  |  Year: ______  |  Currency: ______</w:t>
       </w:r>
     </w:p>
     <w:p/>
     <w:p>
+      <w:pPr>
+        <w:keepNext/>
+      </w:pPr>
       <w:r>
         <w:rPr>
           <w:rFonts w:ascii="Arial" w:hAnsi="Arial"/>
           <w:b w:val="0"/>
           <w:color w:val="0A5455"/>
-          <w:sz w:val="32"/>
+          <w:sz w:val="20"/>
         </w:rPr>
         <w:t>Table 5: Scope and Ocean Partials</w:t>
       </w:r>
@@ -952,19 +955,22 @@
           <w:rFonts w:ascii="Arial" w:hAnsi="Arial"/>
           <w:b w:val="0"/>
           <w:color w:val="717171"/>
-          <w:sz w:val="18"/>
+          <w:sz w:val="20"/>
         </w:rPr>
         <w:t>Partial = share of industry output that is ocean-related (0 to 1). RAG: Green = direct evidence, Amber = proxy, Red = sparse.</w:t>
       </w:r>
     </w:p>
     <w:p/>
     <w:p>
+      <w:pPr>
+        <w:keepNext/>
+      </w:pPr>
       <w:r>
         <w:rPr>
           <w:rFonts w:ascii="Arial" w:hAnsi="Arial"/>
           <w:b w:val="0"/>
           <w:color w:val="0A5455"/>
-          <w:sz w:val="32"/>
+          <w:sz w:val="20"/>
         </w:rPr>
         <w:t>Table 6: Ocean Economy Output, Intermediate Consumption, and GVA</w:t>
       </w:r>
@@ -2326,19 +2332,22 @@
           <w:rFonts w:ascii="Arial" w:hAnsi="Arial"/>
           <w:b w:val="0"/>
           <w:color w:val="717171"/>
-          <w:sz w:val="18"/>
+          <w:sz w:val="20"/>
         </w:rPr>
         <w:t>Ocean output = National output x Partial. Ocean IC = National IC x Partial. GVA = Output - IC.</w:t>
       </w:r>
     </w:p>
     <w:p/>
     <w:p>
+      <w:pPr>
+        <w:keepNext/>
+      </w:pPr>
       <w:r>
         <w:rPr>
           <w:rFonts w:ascii="Arial" w:hAnsi="Arial"/>
           <w:b w:val="0"/>
           <w:color w:val="0A5455"/>
-          <w:sz w:val="32"/>
+          <w:sz w:val="20"/>
         </w:rPr>
         <w:t>Table 7: OESA Summary</w:t>
       </w:r>

--- a/s-s-event-bogor/print-notebooks/04-oesa/11-blank-tables.docx
+++ b/s-s-event-bogor/print-notebooks/04-oesa/11-blank-tables.docx
@@ -27,6 +27,7 @@
     <w:p>
       <w:pPr>
         <w:spacing w:before="40"/>
+        <w:keepNext w:val="true"/>
       </w:pPr>
       <w:r>
         <w:rPr>
@@ -66,6 +67,7 @@
           <w:insideH w:val="single" w:sz="4" w:color="404040"/>
           <w:insideV w:val="single" w:sz="4" w:color="404040"/>
         </w:tblBorders>
+        <w:tblLayout w:type="fixed"/>
       </w:tblPr>
       <w:tblGrid>
         <w:gridCol w:w="2357"/>
@@ -76,14 +78,18 @@
         <w:gridCol w:w="2357"/>
       </w:tblGrid>
       <w:tr>
+        <w:trPr>
+          <w:cantSplit w:val="true"/>
+        </w:trPr>
         <w:tc>
           <w:tcPr>
-            <w:tcW w:type="dxa" w:w="2357"/>
+            <w:tcW w:type="dxa" w:w="2975"/>
             <w:shd w:fill="3B9C7B"/>
           </w:tcPr>
           <w:p>
             <w:pPr>
               <w:jc w:val="center"/>
+              <w:keepNext w:val="true"/>
             </w:pPr>
             <w:r/>
             <w:r>
@@ -99,12 +105,13 @@
         </w:tc>
         <w:tc>
           <w:tcPr>
-            <w:tcW w:type="dxa" w:w="2357"/>
+            <w:tcW w:type="dxa" w:w="2299"/>
             <w:shd w:fill="3B9C7B"/>
           </w:tcPr>
           <w:p>
             <w:pPr>
               <w:jc w:val="center"/>
+              <w:keepNext w:val="true"/>
             </w:pPr>
             <w:r/>
             <w:r>
@@ -120,12 +127,13 @@
         </w:tc>
         <w:tc>
           <w:tcPr>
-            <w:tcW w:type="dxa" w:w="2357"/>
+            <w:tcW w:type="dxa" w:w="1217"/>
             <w:shd w:fill="3B9C7B"/>
           </w:tcPr>
           <w:p>
             <w:pPr>
               <w:jc w:val="center"/>
+              <w:keepNext w:val="true"/>
             </w:pPr>
             <w:r/>
             <w:r>
@@ -141,12 +149,13 @@
         </w:tc>
         <w:tc>
           <w:tcPr>
-            <w:tcW w:type="dxa" w:w="2357"/>
+            <w:tcW w:type="dxa" w:w="947"/>
             <w:shd w:fill="3B9C7B"/>
           </w:tcPr>
           <w:p>
             <w:pPr>
               <w:jc w:val="center"/>
+              <w:keepNext w:val="true"/>
             </w:pPr>
             <w:r/>
             <w:r>
@@ -164,12 +173,13 @@
         </w:tc>
         <w:tc>
           <w:tcPr>
-            <w:tcW w:type="dxa" w:w="2357"/>
+            <w:tcW w:type="dxa" w:w="847"/>
             <w:shd w:fill="3B9C7B"/>
           </w:tcPr>
           <w:p>
             <w:pPr>
               <w:jc w:val="center"/>
+              <w:keepNext w:val="true"/>
             </w:pPr>
             <w:r/>
             <w:r>
@@ -185,12 +195,13 @@
         </w:tc>
         <w:tc>
           <w:tcPr>
-            <w:tcW w:type="dxa" w:w="2357"/>
+            <w:tcW w:type="dxa" w:w="1352"/>
             <w:shd w:fill="3B9C7B"/>
           </w:tcPr>
           <w:p>
             <w:pPr>
               <w:jc w:val="center"/>
+              <w:keepNext w:val="true"/>
             </w:pPr>
             <w:r/>
             <w:r>
@@ -208,14 +219,18 @@
         </w:tc>
       </w:tr>
       <w:tr>
+        <w:trPr>
+          <w:cantSplit w:val="true"/>
+        </w:trPr>
         <w:tc>
           <w:tcPr>
-            <w:tcW w:type="dxa" w:w="2357"/>
+            <w:tcW w:type="dxa" w:w="2975"/>
             <w:shd w:fill="0A5455"/>
           </w:tcPr>
           <w:p>
             <w:pPr>
               <w:spacing w:before="60" w:after="60"/>
+              <w:keepNext w:val="true"/>
             </w:pPr>
             <w:r/>
             <w:r>
@@ -231,12 +246,13 @@
         </w:tc>
         <w:tc>
           <w:tcPr>
-            <w:tcW w:type="dxa" w:w="2357"/>
+            <w:tcW w:type="dxa" w:w="2299"/>
             <w:shd w:fill="FFF2CC"/>
           </w:tcPr>
           <w:p>
             <w:pPr>
               <w:spacing w:before="60" w:after="60"/>
+              <w:keepNext w:val="true"/>
             </w:pPr>
             <w:r/>
             <w:r>
@@ -251,12 +267,13 @@
         </w:tc>
         <w:tc>
           <w:tcPr>
-            <w:tcW w:type="dxa" w:w="2357"/>
+            <w:tcW w:type="dxa" w:w="1217"/>
             <w:shd w:fill="FFF2CC"/>
           </w:tcPr>
           <w:p>
             <w:pPr>
               <w:spacing w:before="60" w:after="60"/>
+              <w:keepNext w:val="true"/>
             </w:pPr>
             <w:r/>
             <w:r>
@@ -271,12 +288,13 @@
         </w:tc>
         <w:tc>
           <w:tcPr>
-            <w:tcW w:type="dxa" w:w="2357"/>
+            <w:tcW w:type="dxa" w:w="947"/>
             <w:shd w:fill="FFF2CC"/>
           </w:tcPr>
           <w:p>
             <w:pPr>
               <w:spacing w:before="60" w:after="60"/>
+              <w:keepNext w:val="true"/>
             </w:pPr>
             <w:r/>
             <w:r>
@@ -291,12 +309,13 @@
         </w:tc>
         <w:tc>
           <w:tcPr>
-            <w:tcW w:type="dxa" w:w="2357"/>
+            <w:tcW w:type="dxa" w:w="847"/>
             <w:shd w:fill="FFF2CC"/>
           </w:tcPr>
           <w:p>
             <w:pPr>
               <w:spacing w:before="60" w:after="60"/>
+              <w:keepNext w:val="true"/>
             </w:pPr>
             <w:r/>
             <w:r>
@@ -311,12 +330,13 @@
         </w:tc>
         <w:tc>
           <w:tcPr>
-            <w:tcW w:type="dxa" w:w="2357"/>
+            <w:tcW w:type="dxa" w:w="1352"/>
             <w:shd w:fill="FFF2CC"/>
           </w:tcPr>
           <w:p>
             <w:pPr>
               <w:spacing w:before="60" w:after="60"/>
+              <w:keepNext w:val="true"/>
             </w:pPr>
             <w:r/>
             <w:r>
@@ -331,14 +351,18 @@
         </w:tc>
       </w:tr>
       <w:tr>
+        <w:trPr>
+          <w:cantSplit w:val="true"/>
+        </w:trPr>
         <w:tc>
           <w:tcPr>
-            <w:tcW w:type="dxa" w:w="2357"/>
+            <w:tcW w:type="dxa" w:w="2975"/>
             <w:shd w:fill="0A5455"/>
           </w:tcPr>
           <w:p>
             <w:pPr>
               <w:spacing w:before="60" w:after="60"/>
+              <w:keepNext w:val="true"/>
             </w:pPr>
             <w:r/>
             <w:r>
@@ -354,12 +378,13 @@
         </w:tc>
         <w:tc>
           <w:tcPr>
-            <w:tcW w:type="dxa" w:w="2357"/>
+            <w:tcW w:type="dxa" w:w="2299"/>
             <w:shd w:fill="FFF2CC"/>
           </w:tcPr>
           <w:p>
             <w:pPr>
               <w:spacing w:before="60" w:after="60"/>
+              <w:keepNext w:val="true"/>
             </w:pPr>
             <w:r/>
             <w:r>
@@ -374,12 +399,13 @@
         </w:tc>
         <w:tc>
           <w:tcPr>
-            <w:tcW w:type="dxa" w:w="2357"/>
+            <w:tcW w:type="dxa" w:w="1217"/>
             <w:shd w:fill="FFF2CC"/>
           </w:tcPr>
           <w:p>
             <w:pPr>
               <w:spacing w:before="60" w:after="60"/>
+              <w:keepNext w:val="true"/>
             </w:pPr>
             <w:r/>
             <w:r>
@@ -394,12 +420,13 @@
         </w:tc>
         <w:tc>
           <w:tcPr>
-            <w:tcW w:type="dxa" w:w="2357"/>
+            <w:tcW w:type="dxa" w:w="947"/>
             <w:shd w:fill="FFF2CC"/>
           </w:tcPr>
           <w:p>
             <w:pPr>
               <w:spacing w:before="60" w:after="60"/>
+              <w:keepNext w:val="true"/>
             </w:pPr>
             <w:r/>
             <w:r>
@@ -414,12 +441,13 @@
         </w:tc>
         <w:tc>
           <w:tcPr>
-            <w:tcW w:type="dxa" w:w="2357"/>
+            <w:tcW w:type="dxa" w:w="847"/>
             <w:shd w:fill="FFF2CC"/>
           </w:tcPr>
           <w:p>
             <w:pPr>
               <w:spacing w:before="60" w:after="60"/>
+              <w:keepNext w:val="true"/>
             </w:pPr>
             <w:r/>
             <w:r>
@@ -434,12 +462,13 @@
         </w:tc>
         <w:tc>
           <w:tcPr>
-            <w:tcW w:type="dxa" w:w="2357"/>
+            <w:tcW w:type="dxa" w:w="1352"/>
             <w:shd w:fill="FFF2CC"/>
           </w:tcPr>
           <w:p>
             <w:pPr>
               <w:spacing w:before="60" w:after="60"/>
+              <w:keepNext w:val="true"/>
             </w:pPr>
             <w:r/>
             <w:r>
@@ -454,9 +483,12 @@
         </w:tc>
       </w:tr>
       <w:tr>
+        <w:trPr>
+          <w:cantSplit w:val="true"/>
+        </w:trPr>
         <w:tc>
           <w:tcPr>
-            <w:tcW w:type="dxa" w:w="2357"/>
+            <w:tcW w:type="dxa" w:w="2975"/>
             <w:shd w:fill="0A5455"/>
           </w:tcPr>
           <w:p>
@@ -477,7 +509,7 @@
         </w:tc>
         <w:tc>
           <w:tcPr>
-            <w:tcW w:type="dxa" w:w="2357"/>
+            <w:tcW w:type="dxa" w:w="2299"/>
             <w:shd w:fill="FFF2CC"/>
           </w:tcPr>
           <w:p>
@@ -497,7 +529,7 @@
         </w:tc>
         <w:tc>
           <w:tcPr>
-            <w:tcW w:type="dxa" w:w="2357"/>
+            <w:tcW w:type="dxa" w:w="1217"/>
             <w:shd w:fill="FFF2CC"/>
           </w:tcPr>
           <w:p>
@@ -517,7 +549,7 @@
         </w:tc>
         <w:tc>
           <w:tcPr>
-            <w:tcW w:type="dxa" w:w="2357"/>
+            <w:tcW w:type="dxa" w:w="947"/>
             <w:shd w:fill="FFF2CC"/>
           </w:tcPr>
           <w:p>
@@ -537,7 +569,7 @@
         </w:tc>
         <w:tc>
           <w:tcPr>
-            <w:tcW w:type="dxa" w:w="2357"/>
+            <w:tcW w:type="dxa" w:w="847"/>
             <w:shd w:fill="FFF2CC"/>
           </w:tcPr>
           <w:p>
@@ -557,7 +589,7 @@
         </w:tc>
         <w:tc>
           <w:tcPr>
-            <w:tcW w:type="dxa" w:w="2357"/>
+            <w:tcW w:type="dxa" w:w="1352"/>
             <w:shd w:fill="FFF2CC"/>
           </w:tcPr>
           <w:p>
@@ -577,9 +609,12 @@
         </w:tc>
       </w:tr>
       <w:tr>
+        <w:trPr>
+          <w:cantSplit w:val="true"/>
+        </w:trPr>
         <w:tc>
           <w:tcPr>
-            <w:tcW w:type="dxa" w:w="2357"/>
+            <w:tcW w:type="dxa" w:w="2975"/>
             <w:shd w:fill="0A5455"/>
           </w:tcPr>
           <w:p>
@@ -600,7 +635,7 @@
         </w:tc>
         <w:tc>
           <w:tcPr>
-            <w:tcW w:type="dxa" w:w="2357"/>
+            <w:tcW w:type="dxa" w:w="2299"/>
             <w:shd w:fill="FFF2CC"/>
           </w:tcPr>
           <w:p>
@@ -620,7 +655,7 @@
         </w:tc>
         <w:tc>
           <w:tcPr>
-            <w:tcW w:type="dxa" w:w="2357"/>
+            <w:tcW w:type="dxa" w:w="1217"/>
             <w:shd w:fill="FFF2CC"/>
           </w:tcPr>
           <w:p>
@@ -640,7 +675,7 @@
         </w:tc>
         <w:tc>
           <w:tcPr>
-            <w:tcW w:type="dxa" w:w="2357"/>
+            <w:tcW w:type="dxa" w:w="947"/>
             <w:shd w:fill="FFF2CC"/>
           </w:tcPr>
           <w:p>
@@ -660,7 +695,7 @@
         </w:tc>
         <w:tc>
           <w:tcPr>
-            <w:tcW w:type="dxa" w:w="2357"/>
+            <w:tcW w:type="dxa" w:w="847"/>
             <w:shd w:fill="FFF2CC"/>
           </w:tcPr>
           <w:p>
@@ -680,7 +715,7 @@
         </w:tc>
         <w:tc>
           <w:tcPr>
-            <w:tcW w:type="dxa" w:w="2357"/>
+            <w:tcW w:type="dxa" w:w="1352"/>
             <w:shd w:fill="FFF2CC"/>
           </w:tcPr>
           <w:p>
@@ -700,9 +735,12 @@
         </w:tc>
       </w:tr>
       <w:tr>
+        <w:trPr>
+          <w:cantSplit w:val="true"/>
+        </w:trPr>
         <w:tc>
           <w:tcPr>
-            <w:tcW w:type="dxa" w:w="2357"/>
+            <w:tcW w:type="dxa" w:w="2975"/>
             <w:shd w:fill="0A5455"/>
           </w:tcPr>
           <w:p>
@@ -723,7 +761,7 @@
         </w:tc>
         <w:tc>
           <w:tcPr>
-            <w:tcW w:type="dxa" w:w="2357"/>
+            <w:tcW w:type="dxa" w:w="2299"/>
             <w:shd w:fill="FFF2CC"/>
           </w:tcPr>
           <w:p>
@@ -743,7 +781,7 @@
         </w:tc>
         <w:tc>
           <w:tcPr>
-            <w:tcW w:type="dxa" w:w="2357"/>
+            <w:tcW w:type="dxa" w:w="1217"/>
             <w:shd w:fill="FFF2CC"/>
           </w:tcPr>
           <w:p>
@@ -763,7 +801,7 @@
         </w:tc>
         <w:tc>
           <w:tcPr>
-            <w:tcW w:type="dxa" w:w="2357"/>
+            <w:tcW w:type="dxa" w:w="947"/>
             <w:shd w:fill="FFF2CC"/>
           </w:tcPr>
           <w:p>
@@ -783,7 +821,7 @@
         </w:tc>
         <w:tc>
           <w:tcPr>
-            <w:tcW w:type="dxa" w:w="2357"/>
+            <w:tcW w:type="dxa" w:w="847"/>
             <w:shd w:fill="FFF2CC"/>
           </w:tcPr>
           <w:p>
@@ -803,7 +841,7 @@
         </w:tc>
         <w:tc>
           <w:tcPr>
-            <w:tcW w:type="dxa" w:w="2357"/>
+            <w:tcW w:type="dxa" w:w="1352"/>
             <w:shd w:fill="FFF2CC"/>
           </w:tcPr>
           <w:p>
@@ -823,9 +861,12 @@
         </w:tc>
       </w:tr>
       <w:tr>
+        <w:trPr>
+          <w:cantSplit w:val="true"/>
+        </w:trPr>
         <w:tc>
           <w:tcPr>
-            <w:tcW w:type="dxa" w:w="2357"/>
+            <w:tcW w:type="dxa" w:w="2975"/>
             <w:shd w:fill="0A5455"/>
           </w:tcPr>
           <w:p>
@@ -846,7 +887,7 @@
         </w:tc>
         <w:tc>
           <w:tcPr>
-            <w:tcW w:type="dxa" w:w="2357"/>
+            <w:tcW w:type="dxa" w:w="2299"/>
             <w:shd w:fill="FFF2CC"/>
           </w:tcPr>
           <w:p>
@@ -866,7 +907,7 @@
         </w:tc>
         <w:tc>
           <w:tcPr>
-            <w:tcW w:type="dxa" w:w="2357"/>
+            <w:tcW w:type="dxa" w:w="1217"/>
             <w:shd w:fill="FFF2CC"/>
           </w:tcPr>
           <w:p>
@@ -886,7 +927,7 @@
         </w:tc>
         <w:tc>
           <w:tcPr>
-            <w:tcW w:type="dxa" w:w="2357"/>
+            <w:tcW w:type="dxa" w:w="947"/>
             <w:shd w:fill="FFF2CC"/>
           </w:tcPr>
           <w:p>
@@ -906,7 +947,7 @@
         </w:tc>
         <w:tc>
           <w:tcPr>
-            <w:tcW w:type="dxa" w:w="2357"/>
+            <w:tcW w:type="dxa" w:w="847"/>
             <w:shd w:fill="FFF2CC"/>
           </w:tcPr>
           <w:p>
@@ -926,7 +967,7 @@
         </w:tc>
         <w:tc>
           <w:tcPr>
-            <w:tcW w:type="dxa" w:w="2357"/>
+            <w:tcW w:type="dxa" w:w="1352"/>
             <w:shd w:fill="FFF2CC"/>
           </w:tcPr>
           <w:p>
@@ -949,6 +990,7 @@
     <w:p>
       <w:pPr>
         <w:spacing w:before="40"/>
+        <w:keepNext w:val="true"/>
       </w:pPr>
       <w:r>
         <w:rPr>
@@ -988,6 +1030,7 @@
           <w:insideH w:val="single" w:sz="4" w:color="404040"/>
           <w:insideV w:val="single" w:sz="4" w:color="404040"/>
         </w:tblBorders>
+        <w:tblLayout w:type="fixed"/>
       </w:tblPr>
       <w:tblGrid>
         <w:gridCol w:w="1767"/>
@@ -1000,14 +1043,18 @@
         <w:gridCol w:w="1767"/>
       </w:tblGrid>
       <w:tr>
+        <w:trPr>
+          <w:cantSplit w:val="true"/>
+        </w:trPr>
         <w:tc>
           <w:tcPr>
-            <w:tcW w:type="dxa" w:w="1767"/>
+            <w:tcW w:type="dxa" w:w="2873"/>
             <w:shd w:fill="3B9C7B"/>
           </w:tcPr>
           <w:p>
             <w:pPr>
               <w:jc w:val="center"/>
+              <w:keepNext w:val="true"/>
             </w:pPr>
             <w:r/>
             <w:r>
@@ -1023,12 +1070,13 @@
         </w:tc>
         <w:tc>
           <w:tcPr>
-            <w:tcW w:type="dxa" w:w="1767"/>
+            <w:tcW w:type="dxa" w:w="1045"/>
             <w:shd w:fill="3B9C7B"/>
           </w:tcPr>
           <w:p>
             <w:pPr>
               <w:jc w:val="center"/>
+              <w:keepNext w:val="true"/>
             </w:pPr>
             <w:r/>
             <w:r>
@@ -1046,12 +1094,13 @@
         </w:tc>
         <w:tc>
           <w:tcPr>
-            <w:tcW w:type="dxa" w:w="1767"/>
+            <w:tcW w:type="dxa" w:w="914"/>
             <w:shd w:fill="3B9C7B"/>
           </w:tcPr>
           <w:p>
             <w:pPr>
               <w:jc w:val="center"/>
+              <w:keepNext w:val="true"/>
             </w:pPr>
             <w:r/>
             <w:r>
@@ -1069,12 +1118,13 @@
         </w:tc>
         <w:tc>
           <w:tcPr>
-            <w:tcW w:type="dxa" w:w="1767"/>
+            <w:tcW w:type="dxa" w:w="818"/>
             <w:shd w:fill="3B9C7B"/>
           </w:tcPr>
           <w:p>
             <w:pPr>
               <w:jc w:val="center"/>
+              <w:keepNext w:val="true"/>
             </w:pPr>
             <w:r/>
             <w:r>
@@ -1092,12 +1142,13 @@
         </w:tc>
         <w:tc>
           <w:tcPr>
-            <w:tcW w:type="dxa" w:w="1767"/>
+            <w:tcW w:type="dxa" w:w="1045"/>
             <w:shd w:fill="3B9C7B"/>
           </w:tcPr>
           <w:p>
             <w:pPr>
               <w:jc w:val="center"/>
+              <w:keepNext w:val="true"/>
             </w:pPr>
             <w:r/>
             <w:r>
@@ -1115,12 +1166,13 @@
         </w:tc>
         <w:tc>
           <w:tcPr>
-            <w:tcW w:type="dxa" w:w="1767"/>
+            <w:tcW w:type="dxa" w:w="818"/>
             <w:shd w:fill="3B9C7B"/>
           </w:tcPr>
           <w:p>
             <w:pPr>
               <w:jc w:val="center"/>
+              <w:keepNext w:val="true"/>
             </w:pPr>
             <w:r/>
             <w:r>
@@ -1138,12 +1190,13 @@
         </w:tc>
         <w:tc>
           <w:tcPr>
-            <w:tcW w:type="dxa" w:w="1767"/>
+            <w:tcW w:type="dxa" w:w="818"/>
             <w:shd w:fill="3B9C7B"/>
           </w:tcPr>
           <w:p>
             <w:pPr>
               <w:jc w:val="center"/>
+              <w:keepNext w:val="true"/>
             </w:pPr>
             <w:r/>
             <w:r>
@@ -1161,12 +1214,13 @@
         </w:tc>
         <w:tc>
           <w:tcPr>
-            <w:tcW w:type="dxa" w:w="1767"/>
+            <w:tcW w:type="dxa" w:w="1306"/>
             <w:shd w:fill="3B9C7B"/>
           </w:tcPr>
           <w:p>
             <w:pPr>
               <w:jc w:val="center"/>
+              <w:keepNext w:val="true"/>
             </w:pPr>
             <w:r/>
             <w:r>
@@ -1182,14 +1236,18 @@
         </w:tc>
       </w:tr>
       <w:tr>
+        <w:trPr>
+          <w:cantSplit w:val="true"/>
+        </w:trPr>
         <w:tc>
           <w:tcPr>
-            <w:tcW w:type="dxa" w:w="1767"/>
+            <w:tcW w:type="dxa" w:w="2873"/>
             <w:shd w:fill="0A5455"/>
           </w:tcPr>
           <w:p>
             <w:pPr>
               <w:spacing w:before="60" w:after="60"/>
+              <w:keepNext w:val="true"/>
             </w:pPr>
             <w:r/>
             <w:r>
@@ -1205,12 +1263,13 @@
         </w:tc>
         <w:tc>
           <w:tcPr>
-            <w:tcW w:type="dxa" w:w="1767"/>
+            <w:tcW w:type="dxa" w:w="1045"/>
             <w:shd w:fill="FFF2CC"/>
           </w:tcPr>
           <w:p>
             <w:pPr>
               <w:spacing w:before="60" w:after="60"/>
+              <w:keepNext w:val="true"/>
             </w:pPr>
             <w:r/>
             <w:r>
@@ -1225,12 +1284,13 @@
         </w:tc>
         <w:tc>
           <w:tcPr>
-            <w:tcW w:type="dxa" w:w="1767"/>
+            <w:tcW w:type="dxa" w:w="914"/>
             <w:shd w:fill="FFF2CC"/>
           </w:tcPr>
           <w:p>
             <w:pPr>
               <w:spacing w:before="60" w:after="60"/>
+              <w:keepNext w:val="true"/>
             </w:pPr>
             <w:r/>
             <w:r>
@@ -1245,12 +1305,13 @@
         </w:tc>
         <w:tc>
           <w:tcPr>
-            <w:tcW w:type="dxa" w:w="1767"/>
+            <w:tcW w:type="dxa" w:w="818"/>
             <w:shd w:fill="FFF2CC"/>
           </w:tcPr>
           <w:p>
             <w:pPr>
               <w:spacing w:before="60" w:after="60"/>
+              <w:keepNext w:val="true"/>
             </w:pPr>
             <w:r/>
             <w:r>
@@ -1265,12 +1326,13 @@
         </w:tc>
         <w:tc>
           <w:tcPr>
-            <w:tcW w:type="dxa" w:w="1767"/>
+            <w:tcW w:type="dxa" w:w="1045"/>
             <w:shd w:fill="FFF2CC"/>
           </w:tcPr>
           <w:p>
             <w:pPr>
               <w:spacing w:before="60" w:after="60"/>
+              <w:keepNext w:val="true"/>
             </w:pPr>
             <w:r/>
             <w:r>
@@ -1285,12 +1347,13 @@
         </w:tc>
         <w:tc>
           <w:tcPr>
-            <w:tcW w:type="dxa" w:w="1767"/>
+            <w:tcW w:type="dxa" w:w="818"/>
             <w:shd w:fill="FFF2CC"/>
           </w:tcPr>
           <w:p>
             <w:pPr>
               <w:spacing w:before="60" w:after="60"/>
+              <w:keepNext w:val="true"/>
             </w:pPr>
             <w:r/>
             <w:r>
@@ -1305,12 +1368,13 @@
         </w:tc>
         <w:tc>
           <w:tcPr>
-            <w:tcW w:type="dxa" w:w="1767"/>
+            <w:tcW w:type="dxa" w:w="818"/>
             <w:shd w:fill="FFF2CC"/>
           </w:tcPr>
           <w:p>
             <w:pPr>
               <w:spacing w:before="60" w:after="60"/>
+              <w:keepNext w:val="true"/>
             </w:pPr>
             <w:r/>
             <w:r>
@@ -1325,12 +1389,13 @@
         </w:tc>
         <w:tc>
           <w:tcPr>
-            <w:tcW w:type="dxa" w:w="1767"/>
+            <w:tcW w:type="dxa" w:w="1306"/>
             <w:shd w:fill="FFF2CC"/>
           </w:tcPr>
           <w:p>
             <w:pPr>
               <w:spacing w:before="60" w:after="60"/>
+              <w:keepNext w:val="true"/>
             </w:pPr>
             <w:r/>
             <w:r>
@@ -1345,14 +1410,18 @@
         </w:tc>
       </w:tr>
       <w:tr>
+        <w:trPr>
+          <w:cantSplit w:val="true"/>
+        </w:trPr>
         <w:tc>
           <w:tcPr>
-            <w:tcW w:type="dxa" w:w="1767"/>
+            <w:tcW w:type="dxa" w:w="2873"/>
             <w:shd w:fill="0A5455"/>
           </w:tcPr>
           <w:p>
             <w:pPr>
               <w:spacing w:before="60" w:after="60"/>
+              <w:keepNext w:val="true"/>
             </w:pPr>
             <w:r/>
             <w:r>
@@ -1368,12 +1437,13 @@
         </w:tc>
         <w:tc>
           <w:tcPr>
-            <w:tcW w:type="dxa" w:w="1767"/>
+            <w:tcW w:type="dxa" w:w="1045"/>
             <w:shd w:fill="FFF2CC"/>
           </w:tcPr>
           <w:p>
             <w:pPr>
               <w:spacing w:before="60" w:after="60"/>
+              <w:keepNext w:val="true"/>
             </w:pPr>
             <w:r/>
             <w:r>
@@ -1388,12 +1458,13 @@
         </w:tc>
         <w:tc>
           <w:tcPr>
-            <w:tcW w:type="dxa" w:w="1767"/>
+            <w:tcW w:type="dxa" w:w="914"/>
             <w:shd w:fill="FFF2CC"/>
           </w:tcPr>
           <w:p>
             <w:pPr>
               <w:spacing w:before="60" w:after="60"/>
+              <w:keepNext w:val="true"/>
             </w:pPr>
             <w:r/>
             <w:r>
@@ -1408,12 +1479,13 @@
         </w:tc>
         <w:tc>
           <w:tcPr>
-            <w:tcW w:type="dxa" w:w="1767"/>
+            <w:tcW w:type="dxa" w:w="818"/>
             <w:shd w:fill="FFF2CC"/>
           </w:tcPr>
           <w:p>
             <w:pPr>
               <w:spacing w:before="60" w:after="60"/>
+              <w:keepNext w:val="true"/>
             </w:pPr>
             <w:r/>
             <w:r>
@@ -1428,12 +1500,13 @@
         </w:tc>
         <w:tc>
           <w:tcPr>
-            <w:tcW w:type="dxa" w:w="1767"/>
+            <w:tcW w:type="dxa" w:w="1045"/>
             <w:shd w:fill="FFF2CC"/>
           </w:tcPr>
           <w:p>
             <w:pPr>
               <w:spacing w:before="60" w:after="60"/>
+              <w:keepNext w:val="true"/>
             </w:pPr>
             <w:r/>
             <w:r>
@@ -1448,12 +1521,13 @@
         </w:tc>
         <w:tc>
           <w:tcPr>
-            <w:tcW w:type="dxa" w:w="1767"/>
+            <w:tcW w:type="dxa" w:w="818"/>
             <w:shd w:fill="FFF2CC"/>
           </w:tcPr>
           <w:p>
             <w:pPr>
               <w:spacing w:before="60" w:after="60"/>
+              <w:keepNext w:val="true"/>
             </w:pPr>
             <w:r/>
             <w:r>
@@ -1468,12 +1542,13 @@
         </w:tc>
         <w:tc>
           <w:tcPr>
-            <w:tcW w:type="dxa" w:w="1767"/>
+            <w:tcW w:type="dxa" w:w="818"/>
             <w:shd w:fill="FFF2CC"/>
           </w:tcPr>
           <w:p>
             <w:pPr>
               <w:spacing w:before="60" w:after="60"/>
+              <w:keepNext w:val="true"/>
             </w:pPr>
             <w:r/>
             <w:r>
@@ -1488,12 +1563,13 @@
         </w:tc>
         <w:tc>
           <w:tcPr>
-            <w:tcW w:type="dxa" w:w="1767"/>
+            <w:tcW w:type="dxa" w:w="1306"/>
             <w:shd w:fill="FFF2CC"/>
           </w:tcPr>
           <w:p>
             <w:pPr>
               <w:spacing w:before="60" w:after="60"/>
+              <w:keepNext w:val="true"/>
             </w:pPr>
             <w:r/>
             <w:r>
@@ -1508,9 +1584,12 @@
         </w:tc>
       </w:tr>
       <w:tr>
+        <w:trPr>
+          <w:cantSplit w:val="true"/>
+        </w:trPr>
         <w:tc>
           <w:tcPr>
-            <w:tcW w:type="dxa" w:w="1767"/>
+            <w:tcW w:type="dxa" w:w="2873"/>
             <w:shd w:fill="0A5455"/>
           </w:tcPr>
           <w:p>
@@ -1531,7 +1610,7 @@
         </w:tc>
         <w:tc>
           <w:tcPr>
-            <w:tcW w:type="dxa" w:w="1767"/>
+            <w:tcW w:type="dxa" w:w="1045"/>
             <w:shd w:fill="FFF2CC"/>
           </w:tcPr>
           <w:p>
@@ -1551,7 +1630,7 @@
         </w:tc>
         <w:tc>
           <w:tcPr>
-            <w:tcW w:type="dxa" w:w="1767"/>
+            <w:tcW w:type="dxa" w:w="914"/>
             <w:shd w:fill="FFF2CC"/>
           </w:tcPr>
           <w:p>
@@ -1571,7 +1650,7 @@
         </w:tc>
         <w:tc>
           <w:tcPr>
-            <w:tcW w:type="dxa" w:w="1767"/>
+            <w:tcW w:type="dxa" w:w="818"/>
             <w:shd w:fill="FFF2CC"/>
           </w:tcPr>
           <w:p>
@@ -1591,7 +1670,7 @@
         </w:tc>
         <w:tc>
           <w:tcPr>
-            <w:tcW w:type="dxa" w:w="1767"/>
+            <w:tcW w:type="dxa" w:w="1045"/>
             <w:shd w:fill="FFF2CC"/>
           </w:tcPr>
           <w:p>
@@ -1611,7 +1690,7 @@
         </w:tc>
         <w:tc>
           <w:tcPr>
-            <w:tcW w:type="dxa" w:w="1767"/>
+            <w:tcW w:type="dxa" w:w="818"/>
             <w:shd w:fill="FFF2CC"/>
           </w:tcPr>
           <w:p>
@@ -1631,7 +1710,7 @@
         </w:tc>
         <w:tc>
           <w:tcPr>
-            <w:tcW w:type="dxa" w:w="1767"/>
+            <w:tcW w:type="dxa" w:w="818"/>
             <w:shd w:fill="FFF2CC"/>
           </w:tcPr>
           <w:p>
@@ -1651,7 +1730,7 @@
         </w:tc>
         <w:tc>
           <w:tcPr>
-            <w:tcW w:type="dxa" w:w="1767"/>
+            <w:tcW w:type="dxa" w:w="1306"/>
             <w:shd w:fill="FFF2CC"/>
           </w:tcPr>
           <w:p>
@@ -1671,9 +1750,12 @@
         </w:tc>
       </w:tr>
       <w:tr>
+        <w:trPr>
+          <w:cantSplit w:val="true"/>
+        </w:trPr>
         <w:tc>
           <w:tcPr>
-            <w:tcW w:type="dxa" w:w="1767"/>
+            <w:tcW w:type="dxa" w:w="2873"/>
             <w:shd w:fill="0A5455"/>
           </w:tcPr>
           <w:p>
@@ -1694,7 +1776,7 @@
         </w:tc>
         <w:tc>
           <w:tcPr>
-            <w:tcW w:type="dxa" w:w="1767"/>
+            <w:tcW w:type="dxa" w:w="1045"/>
             <w:shd w:fill="FFF2CC"/>
           </w:tcPr>
           <w:p>
@@ -1714,7 +1796,7 @@
         </w:tc>
         <w:tc>
           <w:tcPr>
-            <w:tcW w:type="dxa" w:w="1767"/>
+            <w:tcW w:type="dxa" w:w="914"/>
             <w:shd w:fill="FFF2CC"/>
           </w:tcPr>
           <w:p>
@@ -1734,7 +1816,7 @@
         </w:tc>
         <w:tc>
           <w:tcPr>
-            <w:tcW w:type="dxa" w:w="1767"/>
+            <w:tcW w:type="dxa" w:w="818"/>
             <w:shd w:fill="FFF2CC"/>
           </w:tcPr>
           <w:p>
@@ -1754,7 +1836,7 @@
         </w:tc>
         <w:tc>
           <w:tcPr>
-            <w:tcW w:type="dxa" w:w="1767"/>
+            <w:tcW w:type="dxa" w:w="1045"/>
             <w:shd w:fill="FFF2CC"/>
           </w:tcPr>
           <w:p>
@@ -1774,7 +1856,7 @@
         </w:tc>
         <w:tc>
           <w:tcPr>
-            <w:tcW w:type="dxa" w:w="1767"/>
+            <w:tcW w:type="dxa" w:w="818"/>
             <w:shd w:fill="FFF2CC"/>
           </w:tcPr>
           <w:p>
@@ -1794,7 +1876,7 @@
         </w:tc>
         <w:tc>
           <w:tcPr>
-            <w:tcW w:type="dxa" w:w="1767"/>
+            <w:tcW w:type="dxa" w:w="818"/>
             <w:shd w:fill="FFF2CC"/>
           </w:tcPr>
           <w:p>
@@ -1814,7 +1896,7 @@
         </w:tc>
         <w:tc>
           <w:tcPr>
-            <w:tcW w:type="dxa" w:w="1767"/>
+            <w:tcW w:type="dxa" w:w="1306"/>
             <w:shd w:fill="FFF2CC"/>
           </w:tcPr>
           <w:p>
@@ -1834,9 +1916,12 @@
         </w:tc>
       </w:tr>
       <w:tr>
+        <w:trPr>
+          <w:cantSplit w:val="true"/>
+        </w:trPr>
         <w:tc>
           <w:tcPr>
-            <w:tcW w:type="dxa" w:w="1767"/>
+            <w:tcW w:type="dxa" w:w="2873"/>
             <w:shd w:fill="0A5455"/>
           </w:tcPr>
           <w:p>
@@ -1857,7 +1942,7 @@
         </w:tc>
         <w:tc>
           <w:tcPr>
-            <w:tcW w:type="dxa" w:w="1767"/>
+            <w:tcW w:type="dxa" w:w="1045"/>
             <w:shd w:fill="FFF2CC"/>
           </w:tcPr>
           <w:p>
@@ -1877,7 +1962,7 @@
         </w:tc>
         <w:tc>
           <w:tcPr>
-            <w:tcW w:type="dxa" w:w="1767"/>
+            <w:tcW w:type="dxa" w:w="914"/>
             <w:shd w:fill="FFF2CC"/>
           </w:tcPr>
           <w:p>
@@ -1897,7 +1982,7 @@
         </w:tc>
         <w:tc>
           <w:tcPr>
-            <w:tcW w:type="dxa" w:w="1767"/>
+            <w:tcW w:type="dxa" w:w="818"/>
             <w:shd w:fill="FFF2CC"/>
           </w:tcPr>
           <w:p>
@@ -1917,7 +2002,7 @@
         </w:tc>
         <w:tc>
           <w:tcPr>
-            <w:tcW w:type="dxa" w:w="1767"/>
+            <w:tcW w:type="dxa" w:w="1045"/>
             <w:shd w:fill="FFF2CC"/>
           </w:tcPr>
           <w:p>
@@ -1937,7 +2022,7 @@
         </w:tc>
         <w:tc>
           <w:tcPr>
-            <w:tcW w:type="dxa" w:w="1767"/>
+            <w:tcW w:type="dxa" w:w="818"/>
             <w:shd w:fill="FFF2CC"/>
           </w:tcPr>
           <w:p>
@@ -1957,7 +2042,7 @@
         </w:tc>
         <w:tc>
           <w:tcPr>
-            <w:tcW w:type="dxa" w:w="1767"/>
+            <w:tcW w:type="dxa" w:w="818"/>
             <w:shd w:fill="FFF2CC"/>
           </w:tcPr>
           <w:p>
@@ -1977,7 +2062,7 @@
         </w:tc>
         <w:tc>
           <w:tcPr>
-            <w:tcW w:type="dxa" w:w="1767"/>
+            <w:tcW w:type="dxa" w:w="1306"/>
             <w:shd w:fill="FFF2CC"/>
           </w:tcPr>
           <w:p>
@@ -1997,9 +2082,12 @@
         </w:tc>
       </w:tr>
       <w:tr>
+        <w:trPr>
+          <w:cantSplit w:val="true"/>
+        </w:trPr>
         <w:tc>
           <w:tcPr>
-            <w:tcW w:type="dxa" w:w="1767"/>
+            <w:tcW w:type="dxa" w:w="2873"/>
             <w:shd w:fill="0A5455"/>
           </w:tcPr>
           <w:p>
@@ -2020,7 +2108,7 @@
         </w:tc>
         <w:tc>
           <w:tcPr>
-            <w:tcW w:type="dxa" w:w="1767"/>
+            <w:tcW w:type="dxa" w:w="1045"/>
             <w:shd w:fill="FFF2CC"/>
           </w:tcPr>
           <w:p>
@@ -2040,7 +2128,7 @@
         </w:tc>
         <w:tc>
           <w:tcPr>
-            <w:tcW w:type="dxa" w:w="1767"/>
+            <w:tcW w:type="dxa" w:w="914"/>
             <w:shd w:fill="FFF2CC"/>
           </w:tcPr>
           <w:p>
@@ -2060,7 +2148,7 @@
         </w:tc>
         <w:tc>
           <w:tcPr>
-            <w:tcW w:type="dxa" w:w="1767"/>
+            <w:tcW w:type="dxa" w:w="818"/>
             <w:shd w:fill="FFF2CC"/>
           </w:tcPr>
           <w:p>
@@ -2080,7 +2168,7 @@
         </w:tc>
         <w:tc>
           <w:tcPr>
-            <w:tcW w:type="dxa" w:w="1767"/>
+            <w:tcW w:type="dxa" w:w="1045"/>
             <w:shd w:fill="FFF2CC"/>
           </w:tcPr>
           <w:p>
@@ -2100,7 +2188,7 @@
         </w:tc>
         <w:tc>
           <w:tcPr>
-            <w:tcW w:type="dxa" w:w="1767"/>
+            <w:tcW w:type="dxa" w:w="818"/>
             <w:shd w:fill="FFF2CC"/>
           </w:tcPr>
           <w:p>
@@ -2120,7 +2208,7 @@
         </w:tc>
         <w:tc>
           <w:tcPr>
-            <w:tcW w:type="dxa" w:w="1767"/>
+            <w:tcW w:type="dxa" w:w="818"/>
             <w:shd w:fill="FFF2CC"/>
           </w:tcPr>
           <w:p>
@@ -2140,7 +2228,7 @@
         </w:tc>
         <w:tc>
           <w:tcPr>
-            <w:tcW w:type="dxa" w:w="1767"/>
+            <w:tcW w:type="dxa" w:w="1306"/>
             <w:shd w:fill="FFF2CC"/>
           </w:tcPr>
           <w:p>
@@ -2160,9 +2248,12 @@
         </w:tc>
       </w:tr>
       <w:tr>
+        <w:trPr>
+          <w:cantSplit w:val="true"/>
+        </w:trPr>
         <w:tc>
           <w:tcPr>
-            <w:tcW w:type="dxa" w:w="1767"/>
+            <w:tcW w:type="dxa" w:w="2873"/>
             <w:shd w:fill="0A5455"/>
           </w:tcPr>
           <w:p>
@@ -2183,7 +2274,7 @@
         </w:tc>
         <w:tc>
           <w:tcPr>
-            <w:tcW w:type="dxa" w:w="1767"/>
+            <w:tcW w:type="dxa" w:w="1045"/>
             <w:shd w:fill="FFF2CC"/>
           </w:tcPr>
           <w:p>
@@ -2203,7 +2294,7 @@
         </w:tc>
         <w:tc>
           <w:tcPr>
-            <w:tcW w:type="dxa" w:w="1767"/>
+            <w:tcW w:type="dxa" w:w="914"/>
             <w:shd w:fill="FFF2CC"/>
           </w:tcPr>
           <w:p>
@@ -2223,7 +2314,7 @@
         </w:tc>
         <w:tc>
           <w:tcPr>
-            <w:tcW w:type="dxa" w:w="1767"/>
+            <w:tcW w:type="dxa" w:w="818"/>
             <w:shd w:fill="FFF2CC"/>
           </w:tcPr>
           <w:p>
@@ -2243,7 +2334,7 @@
         </w:tc>
         <w:tc>
           <w:tcPr>
-            <w:tcW w:type="dxa" w:w="1767"/>
+            <w:tcW w:type="dxa" w:w="1045"/>
             <w:shd w:fill="FFF2CC"/>
           </w:tcPr>
           <w:p>
@@ -2263,7 +2354,7 @@
         </w:tc>
         <w:tc>
           <w:tcPr>
-            <w:tcW w:type="dxa" w:w="1767"/>
+            <w:tcW w:type="dxa" w:w="818"/>
             <w:shd w:fill="FFF2CC"/>
           </w:tcPr>
           <w:p>
@@ -2283,7 +2374,7 @@
         </w:tc>
         <w:tc>
           <w:tcPr>
-            <w:tcW w:type="dxa" w:w="1767"/>
+            <w:tcW w:type="dxa" w:w="818"/>
             <w:shd w:fill="FFF2CC"/>
           </w:tcPr>
           <w:p>
@@ -2303,7 +2394,7 @@
         </w:tc>
         <w:tc>
           <w:tcPr>
-            <w:tcW w:type="dxa" w:w="1767"/>
+            <w:tcW w:type="dxa" w:w="1306"/>
             <w:shd w:fill="FFF2CC"/>
           </w:tcPr>
           <w:p>
@@ -2326,6 +2417,7 @@
     <w:p>
       <w:pPr>
         <w:spacing w:before="40"/>
+        <w:keepNext w:val="true"/>
       </w:pPr>
       <w:r>
         <w:rPr>
@@ -2365,6 +2457,7 @@
           <w:insideH w:val="single" w:sz="4" w:color="404040"/>
           <w:insideV w:val="single" w:sz="4" w:color="404040"/>
         </w:tblBorders>
+        <w:tblLayout w:type="fixed"/>
       </w:tblPr>
       <w:tblGrid>
         <w:gridCol w:w="4713"/>
@@ -2372,14 +2465,18 @@
         <w:gridCol w:w="4713"/>
       </w:tblGrid>
       <w:tr>
+        <w:trPr>
+          <w:cantSplit w:val="true"/>
+        </w:trPr>
         <w:tc>
           <w:tcPr>
-            <w:tcW w:type="dxa" w:w="4713"/>
+            <w:tcW w:type="dxa" w:w="5428"/>
             <w:shd w:fill="3B9C7B"/>
           </w:tcPr>
           <w:p>
             <w:pPr>
               <w:jc w:val="center"/>
+              <w:keepNext w:val="true"/>
             </w:pPr>
             <w:r/>
             <w:r>
@@ -2395,12 +2492,13 @@
         </w:tc>
         <w:tc>
           <w:tcPr>
-            <w:tcW w:type="dxa" w:w="4713"/>
+            <w:tcW w:type="dxa" w:w="1883"/>
             <w:shd w:fill="3B9C7B"/>
           </w:tcPr>
           <w:p>
             <w:pPr>
               <w:jc w:val="center"/>
+              <w:keepNext w:val="true"/>
             </w:pPr>
             <w:r/>
             <w:r>
@@ -2416,12 +2514,13 @@
         </w:tc>
         <w:tc>
           <w:tcPr>
-            <w:tcW w:type="dxa" w:w="4713"/>
+            <w:tcW w:type="dxa" w:w="2326"/>
             <w:shd w:fill="3B9C7B"/>
           </w:tcPr>
           <w:p>
             <w:pPr>
               <w:jc w:val="center"/>
+              <w:keepNext w:val="true"/>
             </w:pPr>
             <w:r/>
             <w:r>
@@ -2437,14 +2536,18 @@
         </w:tc>
       </w:tr>
       <w:tr>
+        <w:trPr>
+          <w:cantSplit w:val="true"/>
+        </w:trPr>
         <w:tc>
           <w:tcPr>
-            <w:tcW w:type="dxa" w:w="4713"/>
+            <w:tcW w:type="dxa" w:w="5428"/>
             <w:shd w:fill="0A5455"/>
           </w:tcPr>
           <w:p>
             <w:pPr>
               <w:spacing w:before="60" w:after="60"/>
+              <w:keepNext w:val="true"/>
             </w:pPr>
             <w:r/>
             <w:r>
@@ -2460,12 +2563,13 @@
         </w:tc>
         <w:tc>
           <w:tcPr>
-            <w:tcW w:type="dxa" w:w="4713"/>
+            <w:tcW w:type="dxa" w:w="1883"/>
             <w:shd w:fill="FFF2CC"/>
           </w:tcPr>
           <w:p>
             <w:pPr>
               <w:spacing w:before="60" w:after="60"/>
+              <w:keepNext w:val="true"/>
             </w:pPr>
             <w:r/>
             <w:r>
@@ -2480,11 +2584,12 @@
         </w:tc>
         <w:tc>
           <w:tcPr>
-            <w:tcW w:type="dxa" w:w="4713"/>
+            <w:tcW w:type="dxa" w:w="2326"/>
           </w:tcPr>
           <w:p>
             <w:pPr>
               <w:spacing w:before="60" w:after="60"/>
+              <w:keepNext w:val="true"/>
             </w:pPr>
             <w:r/>
             <w:r>
@@ -2499,14 +2604,18 @@
         </w:tc>
       </w:tr>
       <w:tr>
+        <w:trPr>
+          <w:cantSplit w:val="true"/>
+        </w:trPr>
         <w:tc>
           <w:tcPr>
-            <w:tcW w:type="dxa" w:w="4713"/>
+            <w:tcW w:type="dxa" w:w="5428"/>
             <w:shd w:fill="0A5455"/>
           </w:tcPr>
           <w:p>
             <w:pPr>
               <w:spacing w:before="60" w:after="60"/>
+              <w:keepNext w:val="true"/>
             </w:pPr>
             <w:r/>
             <w:r>
@@ -2522,12 +2631,13 @@
         </w:tc>
         <w:tc>
           <w:tcPr>
-            <w:tcW w:type="dxa" w:w="4713"/>
+            <w:tcW w:type="dxa" w:w="1883"/>
             <w:shd w:fill="FFF2CC"/>
           </w:tcPr>
           <w:p>
             <w:pPr>
               <w:spacing w:before="60" w:after="60"/>
+              <w:keepNext w:val="true"/>
             </w:pPr>
             <w:r/>
             <w:r>
@@ -2542,11 +2652,12 @@
         </w:tc>
         <w:tc>
           <w:tcPr>
-            <w:tcW w:type="dxa" w:w="4713"/>
+            <w:tcW w:type="dxa" w:w="2326"/>
           </w:tcPr>
           <w:p>
             <w:pPr>
               <w:spacing w:before="60" w:after="60"/>
+              <w:keepNext w:val="true"/>
             </w:pPr>
             <w:r/>
             <w:r>
@@ -2561,9 +2672,12 @@
         </w:tc>
       </w:tr>
       <w:tr>
+        <w:trPr>
+          <w:cantSplit w:val="true"/>
+        </w:trPr>
         <w:tc>
           <w:tcPr>
-            <w:tcW w:type="dxa" w:w="4713"/>
+            <w:tcW w:type="dxa" w:w="5428"/>
             <w:shd w:fill="0A5455"/>
           </w:tcPr>
           <w:p>
@@ -2584,7 +2698,7 @@
         </w:tc>
         <w:tc>
           <w:tcPr>
-            <w:tcW w:type="dxa" w:w="4713"/>
+            <w:tcW w:type="dxa" w:w="1883"/>
             <w:shd w:fill="FFF2CC"/>
           </w:tcPr>
           <w:p>
@@ -2604,7 +2718,7 @@
         </w:tc>
         <w:tc>
           <w:tcPr>
-            <w:tcW w:type="dxa" w:w="4713"/>
+            <w:tcW w:type="dxa" w:w="2326"/>
           </w:tcPr>
           <w:p>
             <w:pPr>
@@ -2624,9 +2738,12 @@
         </w:tc>
       </w:tr>
       <w:tr>
+        <w:trPr>
+          <w:cantSplit w:val="true"/>
+        </w:trPr>
         <w:tc>
           <w:tcPr>
-            <w:tcW w:type="dxa" w:w="4713"/>
+            <w:tcW w:type="dxa" w:w="5428"/>
             <w:shd w:fill="0A5455"/>
           </w:tcPr>
           <w:p>
@@ -2647,7 +2764,7 @@
         </w:tc>
         <w:tc>
           <w:tcPr>
-            <w:tcW w:type="dxa" w:w="4713"/>
+            <w:tcW w:type="dxa" w:w="1883"/>
             <w:shd w:fill="FFF2CC"/>
           </w:tcPr>
           <w:p>
@@ -2667,7 +2784,7 @@
         </w:tc>
         <w:tc>
           <w:tcPr>
-            <w:tcW w:type="dxa" w:w="4713"/>
+            <w:tcW w:type="dxa" w:w="2326"/>
           </w:tcPr>
           <w:p>
             <w:pPr>
